--- a/CS1105_Digital_Electronics_Architecture/Unit3_Sequential_Logic/Assignment/Unit3_Assignment_Activity.docx
+++ b/CS1105_Digital_Electronics_Architecture/Unit3_Sequential_Logic/Assignment/Unit3_Assignment_Activity.docx
@@ -700,7 +700,7 @@
           <w:i w:val="0"/>
           <w:sz w:val="24"/>
         </w:rPr>
-        <w:t>. John Wiley &amp; Sons. https://ebookcentral.proquest.com/</w:t>
+        <w:t>. ISTE Ltd/John Wiley &amp; Sons. Retrieved from ProQuest Ebook Central via the UoPeople LIRN Library. https://ebookcentral.proquest.com/lib/univ-people-ebooks/</w:t>
       </w:r>
     </w:p>
     <w:p>

--- a/CS1105_Digital_Electronics_Architecture/Unit3_Sequential_Logic/Assignment/Unit3_Assignment_Activity.docx
+++ b/CS1105_Digital_Electronics_Architecture/Unit3_Sequential_Logic/Assignment/Unit3_Assignment_Activity.docx
@@ -507,7 +507,7 @@
           <w:b w:val="0"/>
           <w:sz w:val="24"/>
         </w:rPr>
-        <w:t>The counter and the register perform complementary jobs, and the design needs both. A counter is a sequential circuit that advances through a fixed sequence of states on each clock pulse; it is the component that actually tallies the score and, being modulo-16, wraps back to zero after 15 (Ndjountche, 2016). A register, by contrast, does not count: it stores a word of data and holds it until told to load a new one. Placing a register after the counter separates counting from displaying. Without the register, the display would be tied directly to the counter and would flicker through every intermediate value as the count changed; with the register, the display updates only when a latch pulse loads the current count, so it shows a clean, stable number (Mano &amp; Ciletti, 2018).</w:t>
+        <w:t>The counter and the register perform complementary jobs, and the design needs both. A counter is a sequential circuit that advances through a fixed sequence of states on each clock pulse; it is the component that actually tallies the score and, being modulo-16, wraps back to zero after 15 (Ndjountche, 2016; Down to the Wires, 2020). A register, by contrast, does not count: it stores a word of data and holds it until told to load a new one. Placing a register after the counter separates counting from displaying. Without the register, the display would be tied directly to the counter and would flicker through every intermediate value as the count changed; with the register, the display updates only when a latch pulse loads the current count, so it shows a clean, stable number (Mano &amp; Ciletti, 2018).</w:t>
       </w:r>
     </w:p>
     <w:p>
@@ -684,7 +684,7 @@
           <w:i w:val="0"/>
           <w:sz w:val="24"/>
         </w:rPr>
-        <w:t xml:space="preserve">Ndjountche, T. (2016). </w:t>
+        <w:t xml:space="preserve">Down to the Wires. (2020, October 4). </w:t>
       </w:r>
       <w:r>
         <w:rPr>
@@ -692,7 +692,7 @@
           <w:i/>
           <w:sz w:val="24"/>
         </w:rPr>
-        <w:t>Digital electronics 2: Sequential and arithmetic logic circuits</w:t>
+        <w:t>Registers and counters</w:t>
       </w:r>
       <w:r>
         <w:rPr>
@@ -700,7 +700,37 @@
           <w:i w:val="0"/>
           <w:sz w:val="24"/>
         </w:rPr>
-        <w:t>. ISTE Ltd/John Wiley &amp; Sons. Retrieved from ProQuest Ebook Central via the UoPeople LIRN Library. https://ebookcentral.proquest.com/lib/univ-people-ebooks/</w:t>
+        <w:t xml:space="preserve"> [Video]. YouTube. [Paste the exact video URL from the Unit 3 reading list here]</w:t>
+      </w:r>
+    </w:p>
+    <w:p>
+      <w:pPr>
+        <w:spacing w:line="480" w:lineRule="auto" w:after="0"/>
+        <w:ind w:left="720" w:hanging="720"/>
+      </w:pPr>
+      <w:r>
+        <w:rPr>
+          <w:rFonts w:ascii="Times New Roman" w:hAnsi="Times New Roman"/>
+          <w:i w:val="0"/>
+          <w:sz w:val="24"/>
+        </w:rPr>
+        <w:t xml:space="preserve">Harris, D. M., &amp; Harris, S. L. (2012). </w:t>
+      </w:r>
+      <w:r>
+        <w:rPr>
+          <w:rFonts w:ascii="Times New Roman" w:hAnsi="Times New Roman"/>
+          <w:i/>
+          <w:sz w:val="24"/>
+        </w:rPr>
+        <w:t>Digital design and computer architecture</w:t>
+      </w:r>
+      <w:r>
+        <w:rPr>
+          <w:rFonts w:ascii="Times New Roman" w:hAnsi="Times New Roman"/>
+          <w:i w:val="0"/>
+          <w:sz w:val="24"/>
+        </w:rPr>
+        <w:t xml:space="preserve"> (2nd ed.). Morgan Kaufmann.</w:t>
       </w:r>
     </w:p>
     <w:p>
@@ -744,7 +774,7 @@
           <w:i w:val="0"/>
           <w:sz w:val="24"/>
         </w:rPr>
-        <w:t xml:space="preserve">Harris, D. M., &amp; Harris, S. L. (2012). </w:t>
+        <w:t xml:space="preserve">Ndjountche, T. (2016). </w:t>
       </w:r>
       <w:r>
         <w:rPr>
@@ -752,7 +782,7 @@
           <w:i/>
           <w:sz w:val="24"/>
         </w:rPr>
-        <w:t>Digital design and computer architecture</w:t>
+        <w:t>Digital electronics 2: Sequential and arithmetic logic circuits</w:t>
       </w:r>
       <w:r>
         <w:rPr>
@@ -760,7 +790,7 @@
           <w:i w:val="0"/>
           <w:sz w:val="24"/>
         </w:rPr>
-        <w:t xml:space="preserve"> (2nd ed.). Morgan Kaufmann.</w:t>
+        <w:t>. ISTE Ltd/John Wiley &amp; Sons. Retrieved from ProQuest Ebook Central via the UoPeople LIRN Library. https://ebookcentral.proquest.com/lib/univ-people-ebooks/</w:t>
       </w:r>
     </w:p>
     <w:sectPr>

--- a/CS1105_Digital_Electronics_Architecture/Unit3_Sequential_Logic/Assignment/Unit3_Assignment_Activity.docx
+++ b/CS1105_Digital_Electronics_Architecture/Unit3_Sequential_Logic/Assignment/Unit3_Assignment_Activity.docx
@@ -700,7 +700,7 @@
           <w:i w:val="0"/>
           <w:sz w:val="24"/>
         </w:rPr>
-        <w:t xml:space="preserve"> [Video]. YouTube. [Paste the exact video URL from the Unit 3 reading list here]</w:t>
+        <w:t xml:space="preserve"> [Video]. YouTube. https://youtu.be/ikrNRrIRyMk</w:t>
       </w:r>
     </w:p>
     <w:p>
@@ -790,7 +790,7 @@
           <w:i w:val="0"/>
           <w:sz w:val="24"/>
         </w:rPr>
-        <w:t>. ISTE Ltd/John Wiley &amp; Sons. Retrieved from ProQuest Ebook Central via the UoPeople LIRN Library. https://ebookcentral.proquest.com/lib/univ-people-ebooks/</w:t>
+        <w:t>. ISTE Ltd/John Wiley &amp; Sons. https://doi.org/10.1002/9781119318613</w:t>
       </w:r>
     </w:p>
     <w:sectPr>

--- a/CS1105_Digital_Electronics_Architecture/Unit3_Sequential_Logic/Assignment/Unit3_Assignment_Activity.docx
+++ b/CS1105_Digital_Electronics_Architecture/Unit3_Sequential_Logic/Assignment/Unit3_Assignment_Activity.docx
@@ -521,7 +521,7 @@
           <w:b w:val="0"/>
           <w:sz w:val="24"/>
         </w:rPr>
-        <w:t>Their interaction is a simple pipeline synchronized by clocks. The counter's four outputs are wired to the register's four D inputs. On a score pulse the counter increments; on a latch pulse the register copies whatever the counter currently holds. Because both are edge-triggered, the timing is predictable: the register samples the counter only at the clock edge, when the counter's outputs are stable, which is the standard way flip-flop-based stages are chained safely (Harris &amp; Harris, 2012). The same reset clears both so they start aligned at zero. In effect, the counter is the "producer" of new values and the register is the "snapshot" that presents a value to the outside world, and the clock signals coordinate when each acts. This division of labor - one component to generate the sequence and another to hold a chosen value - is a common and powerful pattern in sequential design, and it scales: adding more counter and register bits (and a second display digit) extends the scoreboard to larger scores without changing the basic structure.</w:t>
+        <w:t>Their interaction is a simple pipeline synchronized by clocks. The counter's four outputs are wired to the register's four D inputs. On a score pulse the counter increments; on a latch pulse the register copies whatever the counter currently holds. Because both are edge-triggered, the timing is predictable: the register samples the counter only at the clock edge, when the counter's outputs are stable, which is the standard way flip-flop-based stages are chained safely (Harris &amp; Harris, 2012). One timing detail matters here: a ripple counter's bits do not all change at once, because the carry propagates from stage to stage, so its outputs briefly pass through transient values before settling (Ndjountche, 2016). To avoid latching one of those transients, the latch pulse is issued after the counter has settled (or a synchronous counter, whose bits all update on the same clock edge, is used instead); the register then captures only the final, correct count, which is another reason the register improves the displayed output. The same reset clears both so they start aligned at zero. In effect, the counter is the "producer" of new values and the register is the "snapshot" that presents a value to the outside world, and the clock signals coordinate when each acts. This division of labor - one component to generate the sequence and another to hold a chosen value - is a common and powerful pattern in sequential design, and it scales: adding more counter and register bits (and a second display digit) extends the scoreboard to larger scores without changing the basic structure.</w:t>
       </w:r>
     </w:p>
     <w:p>
